--- a/Architecture Docs/Requantizer Microarchitecture.docx
+++ b/Architecture Docs/Requantizer Microarchitecture.docx
@@ -191,7 +191,19 @@
         <w:rPr>
           <w:rFonts w:asciiTheme="majorBidi" w:hAnsiTheme="majorBidi" w:cstheme="majorBidi"/>
         </w:rPr>
-        <w:t xml:space="preserve">. It takes the full-precision 64-bit accumulator output from the ALU, applies a </w:t>
+        <w:t xml:space="preserve">. It takes the full-precision 64-bit accumulator output from the </w:t>
+      </w:r>
+      <w:r>
+        <w:rPr>
+          <w:rFonts w:asciiTheme="majorBidi" w:hAnsiTheme="majorBidi" w:cstheme="majorBidi"/>
+        </w:rPr>
+        <w:t>MAC &amp; SCALE</w:t>
+      </w:r>
+      <w:r>
+        <w:rPr>
+          <w:rFonts w:asciiTheme="majorBidi" w:hAnsiTheme="majorBidi" w:cstheme="majorBidi"/>
+        </w:rPr>
+        <w:t xml:space="preserve">, applies a </w:t>
       </w:r>
       <w:proofErr w:type="spellStart"/>
       <w:r>
@@ -903,7 +915,19 @@
               <w:rPr>
                 <w:rFonts w:asciiTheme="majorBidi" w:hAnsiTheme="majorBidi" w:cstheme="majorBidi"/>
               </w:rPr>
-              <w:t>The signed 64-bit accumulation result from the ALU.</w:t>
+              <w:t xml:space="preserve">The signed 64-bit accumulation result from the </w:t>
+            </w:r>
+            <w:r>
+              <w:rPr>
+                <w:rFonts w:asciiTheme="majorBidi" w:hAnsiTheme="majorBidi" w:cstheme="majorBidi"/>
+              </w:rPr>
+              <w:t>MAC &amp; SCALE</w:t>
+            </w:r>
+            <w:r>
+              <w:rPr>
+                <w:rFonts w:asciiTheme="majorBidi" w:hAnsiTheme="majorBidi" w:cstheme="majorBidi"/>
+              </w:rPr>
+              <w:t>.</w:t>
             </w:r>
           </w:p>
         </w:tc>
@@ -1395,7 +1419,6 @@
           <w:sz w:val="28"/>
           <w:szCs w:val="28"/>
         </w:rPr>
-        <w:lastRenderedPageBreak/>
         <w:t>Shift and Round</w:t>
       </w:r>
     </w:p>
@@ -1760,7 +1783,6 @@
           <w:sz w:val="28"/>
           <w:szCs w:val="28"/>
         </w:rPr>
-        <w:lastRenderedPageBreak/>
         <w:t>Saturation Logic</w:t>
       </w:r>
     </w:p>
@@ -2125,7 +2147,14 @@
         <w:rPr>
           <w:rFonts w:asciiTheme="majorBidi" w:hAnsiTheme="majorBidi" w:cstheme="majorBidi"/>
         </w:rPr>
-        <w:t>63]), asserting when the value was out-of-range and negative. For INT4, the conditions follow the same structure: clamp_max_pos_4 = (trunc_ovf_4 &amp; ~</w:t>
+        <w:t xml:space="preserve">63]), asserting when the value was out-of-range and negative. For INT4, the conditions follow the same structure: </w:t>
+      </w:r>
+      <w:r>
+        <w:rPr>
+          <w:rFonts w:asciiTheme="majorBidi" w:hAnsiTheme="majorBidi" w:cstheme="majorBidi"/>
+        </w:rPr>
+        <w:lastRenderedPageBreak/>
+        <w:t>clamp_max_pos_4 = (trunc_ovf_4 &amp; ~</w:t>
       </w:r>
       <w:proofErr w:type="gramStart"/>
       <w:r>
@@ -2169,7 +2198,6 @@
         <w:rPr>
           <w:rFonts w:asciiTheme="majorBidi" w:hAnsiTheme="majorBidi" w:cstheme="majorBidi"/>
         </w:rPr>
-        <w:lastRenderedPageBreak/>
         <w:t xml:space="preserve">A </w:t>
       </w:r>
       <w:r>
@@ -2270,6 +2298,7 @@
         <w:docPartUnique/>
       </w:docPartObj>
     </w:sdtPr>
+    <w:sdtEndPr/>
     <w:sdtContent>
       <w:p>
         <w:pPr>
@@ -2346,6 +2375,7 @@
         <w:docPartUnique/>
       </w:docPartObj>
     </w:sdtPr>
+    <w:sdtEndPr/>
     <w:sdtContent>
       <w:p>
         <w:pPr>
